--- a/zaini_case_audit_output/outputs/word/documents/144_موجز عن شكوى الشيخ اسامة زيني رقم 230747621 في 30-04-1445هـ الى المجلس الأعلى لل.docx
+++ b/zaini_case_audit_output/outputs/word/documents/144_موجز عن شكوى الشيخ اسامة زيني رقم 230747621 في 30-04-1445هـ الى المجلس الأعلى لل.docx
@@ -78,7 +78,7 @@
           <w:b w:val="0"/>
           <w:i w:val="0"/>
         </w:rPr>
-        <w:t>ءاضقلل ىلعألا سلجملا | ةينورتكلإلا يوكشلا ةمدخ</w:t>
+        <w:t>خدمة الشكوي الإلكترونية | المجلس الأعلى للقضاء</w:t>
       </w:r>
     </w:p>
     <w:p>
@@ -104,7 +104,7 @@
           <w:b w:val="0"/>
           <w:i w:val="0"/>
         </w:rPr>
-        <w:t>°ó</w:t>
+        <w:t>ó°</w:t>
       </w:r>
     </w:p>
     <w:p>
@@ -520,7 +520,7 @@
           <w:b w:val="0"/>
           <w:i w:val="0"/>
         </w:rPr>
-        <w:t>°ó</w:t>
+        <w:t>ó°</w:t>
       </w:r>
     </w:p>
     <w:p>
@@ -819,7 +819,7 @@
           <w:b w:val="0"/>
           <w:i w:val="0"/>
         </w:rPr>
-        <w:t>°ó</w:t>
+        <w:t>ó°</w:t>
       </w:r>
     </w:p>
     <w:p>
@@ -832,7 +832,7 @@
           <w:b w:val="0"/>
           <w:i w:val="0"/>
         </w:rPr>
-        <w:t>1423 / 1000</w:t>
+        <w:t>1000 / 1423</w:t>
       </w:r>
     </w:p>
     <w:p>
@@ -1079,7 +1079,7 @@
           <w:b w:val="0"/>
           <w:i w:val="0"/>
         </w:rPr>
-        <w:t>°ó</w:t>
+        <w:t>ó°</w:t>
       </w:r>
     </w:p>
     <w:p>
@@ -1118,35 +1118,35 @@
           <w:b w:val="0"/>
           <w:i w:val="0"/>
         </w:rPr>
-        <w:t>&lt;https://complaints.scj.gov.sa/&gt;</w:t>
+        <w:t xml:space="preserve">&lt;https://complaints.scj.gov.sa/&gt;   </w:t>
         <w:br/>
-        <w:t xml:space="preserve">   &lt;https://complaints.scj.gov.sa/&gt;</w:t>
+        <w:t xml:space="preserve">&lt;https://complaints.scj.gov.sa/&gt;   </w:t>
         <w:br/>
-        <w:t xml:space="preserve">   &lt;https://complaints.scj.gov.sa/&gt;</w:t>
+        <w:t xml:space="preserve">&lt;https://complaints.scj.gov.sa/&gt;   </w:t>
         <w:br/>
-        <w:t xml:space="preserve">   &lt;https://complaints.scj.gov.sa/profile&gt;</w:t>
+        <w:t xml:space="preserve">&lt;https://complaints.scj.gov.sa/profile&gt;   </w:t>
         <w:br/>
-        <w:t xml:space="preserve">   &lt;contact#https://www.scj.gov.sa/&gt;</w:t>
+        <w:t xml:space="preserve">&lt;https://www.scj.gov.sa/#contact&gt;   </w:t>
         <w:br/>
-        <w:t xml:space="preserve">   &lt;https://complaints.scj.gov.sa/&gt;</w:t>
+        <w:t xml:space="preserve">&lt;https://complaints.scj.gov.sa/&gt;   </w:t>
         <w:br/>
-        <w:t xml:space="preserve">   &lt;https://complaints.scj.gov.sa/profile&gt;</w:t>
+        <w:t xml:space="preserve">&lt;https://complaints.scj.gov.sa/profile&gt;   </w:t>
         <w:br/>
-        <w:t xml:space="preserve">   &lt;contact#https://www.scj.gov.sa/&gt;</w:t>
+        <w:t xml:space="preserve">&lt;https://www.scj.gov.sa/#contact&gt;   </w:t>
         <w:br/>
-        <w:t xml:space="preserve">   &lt;https://complaints.scj.gov.sa/&gt;</w:t>
+        <w:t xml:space="preserve">&lt;https://complaints.scj.gov.sa/&gt;   </w:t>
         <w:br/>
-        <w:t xml:space="preserve">   &lt;https://complaints.scj.gov.sa/profile&gt;</w:t>
+        <w:t xml:space="preserve">&lt;https://complaints.scj.gov.sa/profile&gt;   </w:t>
         <w:br/>
-        <w:t xml:space="preserve">   &lt;contact#https://www.scj.gov.sa/&gt;</w:t>
+        <w:t xml:space="preserve">&lt;https://www.scj.gov.sa/#contact&gt;   </w:t>
         <w:br/>
-        <w:t xml:space="preserve">   &lt;'/'https://complaints.scj.gov.sa/&gt;</w:t>
+        <w:t xml:space="preserve">&lt;https://complaints.scj.gov.sa/'/'&gt;   </w:t>
         <w:br/>
-        <w:t xml:space="preserve">   &lt;contact#https://www.scj.gov.sa/&gt;</w:t>
+        <w:t xml:space="preserve">&lt;https://www.scj.gov.sa/#contact&gt;   </w:t>
         <w:br/>
-        <w:t xml:space="preserve">   &lt;'/'https://complaints.scj.gov.sa/&gt;</w:t>
+        <w:t xml:space="preserve">&lt;https://complaints.scj.gov.sa/'/'&gt;   </w:t>
         <w:br/>
-        <w:t>https://complaints.sc&gt;</w:t>
+        <w:t>&lt;https://complaints.sc</w:t>
       </w:r>
     </w:p>
     <w:sectPr>

--- a/zaini_case_audit_output/outputs/word/documents/144_موجز عن شكوى الشيخ اسامة زيني رقم 230747621 في 30-04-1445هـ الى المجلس الأعلى لل.docx
+++ b/zaini_case_audit_output/outputs/word/documents/144_موجز عن شكوى الشيخ اسامة زيني رقم 230747621 في 30-04-1445هـ الى المجلس الأعلى لل.docx
@@ -78,7 +78,7 @@
           <w:b w:val="0"/>
           <w:i w:val="0"/>
         </w:rPr>
-        <w:t>خدمة الشكوي الإلكترونية | المجلس الأعلى للقضاء</w:t>
+        <w:t>ءاضقلل ىلعألا سلجملا | ةينورتكلإلا يوكشلا ةمدخ</w:t>
       </w:r>
     </w:p>
     <w:p>
@@ -91,7 +91,7 @@
           <w:b w:val="0"/>
           <w:i w:val="0"/>
         </w:rPr>
-        <w:t>°ó الصفحة الرئيسية خدمة الشكوى اإللكرتونية الصفحة الرئيسية</w:t>
+        <w:t>ةيسيئرلا ةحفصلا ةينوتركللإا ىوكشلا ةمدخ ةيسيئرلا ةحفصلا ó°</w:t>
       </w:r>
     </w:p>
     <w:p>
@@ -130,7 +130,7 @@
           <w:b w:val="0"/>
           <w:i w:val="0"/>
         </w:rPr>
-        <w:t>·°ó قائمة الشكاوى</w:t>
+        <w:t>ىواكشلا ةمئاق ó°·</w:t>
       </w:r>
     </w:p>
     <w:p>
@@ -143,7 +143,7 @@
           <w:b w:val="0"/>
           <w:i w:val="0"/>
         </w:rPr>
-        <w:t>°ó تم معالجة الطلب</w:t>
+        <w:t>بلطلا ةجلاعم مت ó°</w:t>
       </w:r>
     </w:p>
     <w:p>
@@ -156,7 +156,7 @@
           <w:b w:val="0"/>
           <w:i w:val="0"/>
         </w:rPr>
-        <w:t>°ó تم معالجة الطلب</w:t>
+        <w:t>بلطلا ةجلاعم مت ó°</w:t>
       </w:r>
     </w:p>
     <w:p>
@@ -169,7 +169,7 @@
           <w:b w:val="0"/>
           <w:i w:val="0"/>
         </w:rPr>
-        <w:t>°ó تم معالجة الطلب</w:t>
+        <w:t>بلطلا ةجلاعم مت ó°</w:t>
       </w:r>
     </w:p>
     <w:p>
@@ -182,7 +182,7 @@
           <w:b w:val="0"/>
           <w:i w:val="0"/>
         </w:rPr>
-        <w:t>التار يخ °ó الرئيسية μ­°ó بيانايت 4⁄3¡°ó المساعدة الشكوى</w:t>
+        <w:t>ىوكشلا ةدعاسملا ó°¡3⁄4 تيانايب ó°­μ ةيسيئرلا ó° خي راتلا</w:t>
       </w:r>
     </w:p>
     <w:p>
@@ -195,7 +195,7 @@
           <w:b w:val="0"/>
           <w:i w:val="0"/>
         </w:rPr>
-        <w:t>الصفة</w:t>
+        <w:t>ةفصلا</w:t>
       </w:r>
     </w:p>
     <w:p>
@@ -208,7 +208,7 @@
           <w:b w:val="0"/>
           <w:i w:val="0"/>
         </w:rPr>
-        <w:t>رقم القضية</w:t>
+        <w:t>ةيضقلا مقر</w:t>
       </w:r>
     </w:p>
     <w:p>
@@ -247,7 +247,7 @@
           <w:b w:val="0"/>
           <w:i w:val="0"/>
         </w:rPr>
-        <w:t>أصالة عن نفسه</w:t>
+        <w:t>هسفن نع ةلاصأ</w:t>
       </w:r>
     </w:p>
     <w:p>
@@ -286,7 +286,7 @@
           <w:b w:val="0"/>
           <w:i w:val="0"/>
         </w:rPr>
-        <w:t>التار يخ</w:t>
+        <w:t>خي راتلا</w:t>
       </w:r>
     </w:p>
     <w:p>
@@ -299,7 +299,7 @@
           <w:b w:val="0"/>
           <w:i w:val="0"/>
         </w:rPr>
-        <w:t>الصفة</w:t>
+        <w:t>ةفصلا</w:t>
       </w:r>
     </w:p>
     <w:p>
@@ -351,7 +351,7 @@
           <w:b w:val="0"/>
           <w:i w:val="0"/>
         </w:rPr>
-        <w:t>أصالة عن نفسه</w:t>
+        <w:t>هسفن نع ةلاصأ</w:t>
       </w:r>
     </w:p>
     <w:p>
@@ -390,7 +390,7 @@
           <w:b w:val="0"/>
           <w:i w:val="0"/>
         </w:rPr>
-        <w:t>التار يخ</w:t>
+        <w:t>خي راتلا</w:t>
       </w:r>
     </w:p>
     <w:p>
@@ -403,7 +403,7 @@
           <w:b w:val="0"/>
           <w:i w:val="0"/>
         </w:rPr>
-        <w:t>الصفة</w:t>
+        <w:t>ةفصلا</w:t>
       </w:r>
     </w:p>
     <w:p>
@@ -416,7 +416,7 @@
           <w:b w:val="0"/>
           <w:i w:val="0"/>
         </w:rPr>
-        <w:t>رقم القضية</w:t>
+        <w:t>ةيضقلا مقر</w:t>
       </w:r>
     </w:p>
     <w:p>
@@ -455,7 +455,7 @@
           <w:b w:val="0"/>
           <w:i w:val="0"/>
         </w:rPr>
-        <w:t>أصالة عن نفسه</w:t>
+        <w:t>هسفن نع ةلاصأ</w:t>
       </w:r>
     </w:p>
     <w:p>
@@ -494,7 +494,7 @@
           <w:b w:val="0"/>
           <w:i w:val="0"/>
         </w:rPr>
-        <w:t>سبب إغالق</w:t>
+        <w:t>قلاغإ ببس</w:t>
       </w:r>
     </w:p>
     <w:p>
@@ -533,7 +533,7 @@
           <w:b w:val="0"/>
           <w:i w:val="0"/>
         </w:rPr>
-        <w:t>اسم العائلة</w:t>
+        <w:t>ةلئاعلا مسا</w:t>
       </w:r>
     </w:p>
     <w:p>
@@ -546,7 +546,7 @@
           <w:b w:val="0"/>
           <w:i w:val="0"/>
         </w:rPr>
-        <w:t>زيين</w:t>
+        <w:t>نييز</w:t>
       </w:r>
     </w:p>
     <w:p>
@@ -572,7 +572,7 @@
           <w:b w:val="0"/>
           <w:i w:val="0"/>
         </w:rPr>
-        <w:t>اسم الجد</w:t>
+        <w:t>دجلا مسا</w:t>
       </w:r>
     </w:p>
     <w:p>
@@ -585,7 +585,7 @@
           <w:b w:val="0"/>
           <w:i w:val="0"/>
         </w:rPr>
-        <w:t>بن عباس</w:t>
+        <w:t>سابع نب</w:t>
       </w:r>
     </w:p>
     <w:p>
@@ -598,7 +598,7 @@
           <w:b w:val="0"/>
           <w:i w:val="0"/>
         </w:rPr>
-        <w:t>رقم الجوال</w:t>
+        <w:t>لاوجلا مقر</w:t>
       </w:r>
     </w:p>
     <w:p>
@@ -624,7 +624,7 @@
           <w:b w:val="0"/>
           <w:i w:val="0"/>
         </w:rPr>
-        <w:t>·°ó بيانات القضية</w:t>
+        <w:t>ةيضقلا تانايب ó°·</w:t>
       </w:r>
     </w:p>
     <w:p>
@@ -637,7 +637,7 @@
           <w:b w:val="0"/>
           <w:i w:val="0"/>
         </w:rPr>
-        <w:t>النوع</w:t>
+        <w:t>عونلا</w:t>
       </w:r>
     </w:p>
     <w:p>
@@ -650,7 +650,7 @@
           <w:b w:val="0"/>
           <w:i w:val="0"/>
         </w:rPr>
-        <w:t>·°ó تفاصيل الشكوى0</w:t>
+        <w:t>0ىوكشلا ليصافت ó°·</w:t>
       </w:r>
     </w:p>
     <w:p>
@@ -663,7 +663,7 @@
           <w:b w:val="0"/>
           <w:i w:val="0"/>
         </w:rPr>
-        <w:t>الجنسية °ó الرئيسية μ­°ó بيانايت 4⁄3¡°ó المساعدة بن احمد الشكوى</w:t>
+        <w:t>ىوكشلا دمحا نب ةدعاسملا ó°¡3⁄4 تيانايب ó°­μ ةيسيئرلا ó° ةيسنجلا</w:t>
       </w:r>
     </w:p>
     <w:p>
@@ -676,7 +676,7 @@
           <w:b w:val="0"/>
           <w:i w:val="0"/>
         </w:rPr>
-        <w:t>العربية السعودية</w:t>
+        <w:t>ةيدوعسلا ةيبرعلا</w:t>
       </w:r>
     </w:p>
     <w:p>
@@ -689,7 +689,7 @@
           <w:b w:val="0"/>
           <w:i w:val="0"/>
         </w:rPr>
-        <w:t>الصفة</w:t>
+        <w:t>ةفصلا</w:t>
       </w:r>
     </w:p>
     <w:p>
@@ -702,7 +702,7 @@
           <w:b w:val="0"/>
           <w:i w:val="0"/>
         </w:rPr>
-        <w:t>أصالة عن نفسه</w:t>
+        <w:t>هسفن نع ةلاصأ</w:t>
       </w:r>
     </w:p>
     <w:p>
@@ -715,7 +715,7 @@
           <w:b w:val="0"/>
           <w:i w:val="0"/>
         </w:rPr>
-        <w:t>تفاصيل</w:t>
+        <w:t>ليصافت</w:t>
       </w:r>
     </w:p>
     <w:p>
@@ -728,7 +728,7 @@
           <w:b w:val="0"/>
           <w:i w:val="0"/>
         </w:rPr>
-        <w:t>اسم األب</w:t>
+        <w:t>بلأا مسا</w:t>
       </w:r>
     </w:p>
     <w:p>
@@ -767,7 +767,7 @@
           <w:b w:val="0"/>
           <w:i w:val="0"/>
         </w:rPr>
-        <w:t>رقم القضية</w:t>
+        <w:t>ةيضقلا مقر</w:t>
       </w:r>
     </w:p>
     <w:p>
@@ -793,7 +793,7 @@
           <w:b w:val="0"/>
           <w:i w:val="0"/>
         </w:rPr>
-        <w:t>االسم األول</w:t>
+        <w:t>لولأا مسلاا</w:t>
       </w:r>
     </w:p>
     <w:p>
@@ -806,7 +806,7 @@
           <w:b w:val="0"/>
           <w:i w:val="0"/>
         </w:rPr>
-        <w:t>أسامه</w:t>
+        <w:t>هماسأ</w:t>
       </w:r>
     </w:p>
     <w:p>
@@ -845,7 +845,7 @@
           <w:b w:val="0"/>
           <w:i w:val="0"/>
         </w:rPr>
-        <w:t>المرفقات</w:t>
+        <w:t>تاقفرملا</w:t>
       </w:r>
     </w:p>
     <w:p>
@@ -897,7 +897,7 @@
           <w:b w:val="0"/>
           <w:i w:val="0"/>
         </w:rPr>
-        <w:t>¢°ó ملحق تنازل عدنان زيين عن حصته يف رشكة احمد زيين واوالده ـ يف ـ يف - - هـPDF.</w:t>
+        <w:t>PDF.ـه - - في ـ في ـ هدلاواو نييز دمحا ةكشر في هتصح نع نييز ناندع لزانت قحلم ó°¢</w:t>
       </w:r>
     </w:p>
     <w:p>
@@ -910,7 +910,7 @@
           <w:b w:val="0"/>
           <w:i w:val="0"/>
         </w:rPr>
-        <w:t>°ó سجل الطلبات</w:t>
+        <w:t>تابلطلا لجس ó°</w:t>
       </w:r>
     </w:p>
     <w:p>
@@ -936,7 +936,7 @@
           <w:b w:val="0"/>
           <w:i w:val="0"/>
         </w:rPr>
-        <w:t>معايل الدكتور/ وليد بن محمد الصمعاين وز ير العدل ورئيس المجلس األعلى للقضاء سلمه هللا</w:t>
+        <w:t>الله هملس ءاضقلل ىلعلأا سلجملا سيئرو لدعلا ري زو نياعمصلا دمحم نب ديلو /روتكدلا لياعم</w:t>
       </w:r>
     </w:p>
     <w:p>
@@ -975,7 +975,7 @@
           <w:b w:val="0"/>
           <w:i w:val="0"/>
         </w:rPr>
-        <w:t>وتار يخ / / هـ يف القضية رقم ( )</w:t>
+        <w:t>( ) مقر ةيضقلا في ـه / / خي راتو</w:t>
       </w:r>
     </w:p>
     <w:p>
@@ -988,7 +988,7 @@
           <w:b w:val="0"/>
           <w:i w:val="0"/>
         </w:rPr>
-        <w:t>أتقدم بشكواي هذه لمعاليكم الكريم ،حيث تعرضت لظلم كبري بسبب عدم قيام دائرة االستئناف الثانية بالمحكمة التجار ية بجدة بدورها</w:t>
+        <w:t>اهرودب ةدجب ةي راجتلا ةمكحملاب ةيناثلا فانئتسلاا ةرئاد مايق مدع ببسب يربك ملظل تضرعت ثيح، ميركلا مكيلاعمل هذه ياوكشب مدقتأ</w:t>
       </w:r>
     </w:p>
     <w:p>
@@ -1001,7 +1001,7 @@
           <w:b w:val="0"/>
           <w:i w:val="0"/>
         </w:rPr>
-        <w:t>النظامي والرشعي، وتأثرت بمزاعم خصمي وتلفيقاته، مما أثر على حكمها والظاهر فيه إهدار حقي يف الدفاع وعدم االستجابة ألوجه</w:t>
+        <w:t>هجولأ ةباجتسلاا مدعو عافدلا في يقح رادهإ هيف رهاظلاو اهمكح ىلع رثأ امم ،هتاقيفلتو يمصخ معازمب ترثأتو ،يعشرلاو يماظنلا</w:t>
       </w:r>
     </w:p>
     <w:p>
@@ -1014,7 +1014,7 @@
           <w:b w:val="0"/>
           <w:i w:val="0"/>
         </w:rPr>
-        <w:t>اعرتايض على حكم أول درجة، وجاء حكمها أشبه بالقضاء بالعلم الشخيص، يف غياب واضح إلعمال نظام اإلثبات ونظام المحاكم</w:t>
+        <w:t>مكاحملا ماظنو تابثلإا ماظن لامعلإ حضاو بايغ في ،صيخشلا ملعلاب ءاضقلاب هبشأ اهمكح ءاجو ،ةجرد لوأ مكح ىلع ضياترعا</w:t>
       </w:r>
     </w:p>
     <w:p>
@@ -1040,7 +1040,7 @@
           <w:b w:val="0"/>
           <w:i w:val="0"/>
         </w:rPr>
-        <w:t>4⁄3¡°ó المساعدةالطلبات حق ، واتخاذ إجراءات التنفيذ ضدي، بعد أن استفاد من حكم مخالف ألحكام النظام و الرشيعة اإلسالمية و للمستقر عليه من مبادئ</w:t>
+        <w:t>ئدابم نم هيلع رقتسملل و ةيملاسلإا ةعيشرلا و ماظنلا ماكحلأ فلاخم مكح نم دافتسا نأ دعب ،يدض ذيفنتلا تاءارجإ ذاختاو ، قح تابلطلاةدعاسملا ó°¡3⁄4</w:t>
       </w:r>
     </w:p>
     <w:p>
@@ -1053,7 +1053,7 @@
           <w:b w:val="0"/>
           <w:i w:val="0"/>
         </w:rPr>
-        <w:t>°ó الرئيسية μ­°ó بيانايت</w:t>
+        <w:t>تيانايب ó°­μ ةيسيئرلا ó°</w:t>
       </w:r>
     </w:p>
     <w:p>
@@ -1066,7 +1066,7 @@
           <w:b w:val="0"/>
           <w:i w:val="0"/>
         </w:rPr>
-        <w:t>بناء على ما سبق أعاله ألتمس من معاليكم التوجيه بإحالة خطايب هذا للمحكمة العليا لدراسته وتحويل ملف القضية كامال لدائرة استئناف</w:t>
+        <w:t>فانئتسا ةرئادل لاماك ةيضقلا فلم ليوحتو هتساردل ايلعلا ةمكحملل اذه بياطخ ةلاحإب هيجوتلا مكيلاعم نم سمتلأ هلاعأ قبس ام ىلع ءانب</w:t>
       </w:r>
     </w:p>
     <w:p>
@@ -1092,7 +1092,7 @@
           <w:b w:val="0"/>
           <w:i w:val="0"/>
         </w:rPr>
-        <w:t>4⁄3¡°ó المساعدة μ­°ó بيانايت °ó الرئيسية</w:t>
+        <w:t>ةيسيئرلا ó° تيانايب ó°­μ ةدعاسملا ó°¡3⁄4</w:t>
       </w:r>
     </w:p>
     <w:p>

--- a/zaini_case_audit_output/outputs/word/documents/144_موجز عن شكوى الشيخ اسامة زيني رقم 230747621 في 30-04-1445هـ الى المجلس الأعلى لل.docx
+++ b/zaini_case_audit_output/outputs/word/documents/144_موجز عن شكوى الشيخ اسامة زيني رقم 230747621 في 30-04-1445هـ الى المجلس الأعلى لل.docx
@@ -1105,7 +1105,7 @@
           <w:b w:val="0"/>
           <w:i w:val="0"/>
         </w:rPr>
-        <w:t>تواصل معنا المساعدة عن المجلس المجلس األعلى للقضاء ©</w:t>
+        <w:t>تواصل معنا المساعدة عن المجلس األعلى للقضاء ©</w:t>
       </w:r>
     </w:p>
     <w:p>

--- a/zaini_case_audit_output/outputs/word/documents/144_موجز عن شكوى الشيخ اسامة زيني رقم 230747621 في 30-04-1445هـ الى المجلس الأعلى لل.docx
+++ b/zaini_case_audit_output/outputs/word/documents/144_موجز عن شكوى الشيخ اسامة زيني رقم 230747621 في 30-04-1445هـ الى المجلس الأعلى لل.docx
@@ -208,7 +208,7 @@
           <w:b w:val="0"/>
           <w:i w:val="0"/>
         </w:rPr>
-        <w:t>ةيضقلا مقر</w:t>
+        <w:t>رقم القضية</w:t>
       </w:r>
     </w:p>
     <w:p>
@@ -247,7 +247,7 @@
           <w:b w:val="0"/>
           <w:i w:val="0"/>
         </w:rPr>
-        <w:t>هسفن نع ةلاصأ</w:t>
+        <w:t>أصالة عن نفسه</w:t>
       </w:r>
     </w:p>
     <w:p>
@@ -351,7 +351,7 @@
           <w:b w:val="0"/>
           <w:i w:val="0"/>
         </w:rPr>
-        <w:t>هسفن نع ةلاصأ</w:t>
+        <w:t>أصالة عن نفسه</w:t>
       </w:r>
     </w:p>
     <w:p>
@@ -416,7 +416,7 @@
           <w:b w:val="0"/>
           <w:i w:val="0"/>
         </w:rPr>
-        <w:t>ةيضقلا مقر</w:t>
+        <w:t>رقم القضية</w:t>
       </w:r>
     </w:p>
     <w:p>
@@ -455,7 +455,7 @@
           <w:b w:val="0"/>
           <w:i w:val="0"/>
         </w:rPr>
-        <w:t>هسفن نع ةلاصأ</w:t>
+        <w:t>أصالة عن نفسه</w:t>
       </w:r>
     </w:p>
     <w:p>
@@ -676,7 +676,7 @@
           <w:b w:val="0"/>
           <w:i w:val="0"/>
         </w:rPr>
-        <w:t>ةيدوعسلا ةيبرعلا</w:t>
+        <w:t>العربية السعودية</w:t>
       </w:r>
     </w:p>
     <w:p>
@@ -702,7 +702,7 @@
           <w:b w:val="0"/>
           <w:i w:val="0"/>
         </w:rPr>
-        <w:t>هسفن نع ةلاصأ</w:t>
+        <w:t>أصالة عن نفسه</w:t>
       </w:r>
     </w:p>
     <w:p>
@@ -767,7 +767,7 @@
           <w:b w:val="0"/>
           <w:i w:val="0"/>
         </w:rPr>
-        <w:t>ةيضقلا مقر</w:t>
+        <w:t>رقم القضية</w:t>
       </w:r>
     </w:p>
     <w:p>
@@ -1066,7 +1066,7 @@
           <w:b w:val="0"/>
           <w:i w:val="0"/>
         </w:rPr>
-        <w:t>فانئتسا ةرئادل لاماك ةيضقلا فلم ليوحتو هتساردل ايلعلا ةمكحملل اذه بياطخ ةلاحإب هيجوتلا مكيلاعم نم سمتلأ هلاعأ قبس ام ىلع ءانب</w:t>
+        <w:t>بناء على ما سبق أعاله ألتمس من معاليكم التوجيه بإحالة خطايب هذا للمحكمة العليا لدراسته وتحويل ملف القضية كامال لدائرة استئناف</w:t>
       </w:r>
     </w:p>
     <w:p>

--- a/zaini_case_audit_output/outputs/word/documents/144_موجز عن شكوى الشيخ اسامة زيني رقم 230747621 في 30-04-1445هـ الى المجلس الأعلى لل.docx
+++ b/zaini_case_audit_output/outputs/word/documents/144_موجز عن شكوى الشيخ اسامة زيني رقم 230747621 في 30-04-1445هـ الى المجلس الأعلى لل.docx
@@ -70,40 +70,37 @@
     <w:p/>
     <w:p>
       <w:pPr>
+        <w:pStyle w:val="Heading2"/>
         <w:jc w:val="right"/>
         <w:bidi/>
       </w:pPr>
       <w:r>
-        <w:rPr>
-          <w:b w:val="0"/>
-          <w:i w:val="0"/>
-        </w:rPr>
-        <w:t>ءاضقلل ىلعألا سلجملا | ةينورتكلإلا يوكشلا ةمدخ</w:t>
+        <w:t>[المتن الفعلي: الوقائع / الأسباب / المنطوق] ===</w:t>
+        <w:br/>
+        <w:t xml:space="preserve"> ءاضقلل ىلعألا سلجملا | ةينورتكلإلا يوكشلا ةمدخ</w:t>
       </w:r>
     </w:p>
     <w:p>
       <w:pPr>
+        <w:pStyle w:val="Heading2"/>
         <w:jc w:val="right"/>
         <w:bidi/>
       </w:pPr>
       <w:r>
-        <w:rPr>
-          <w:b w:val="0"/>
-          <w:i w:val="0"/>
-        </w:rPr>
-        <w:t>ةيسيئرلا ةحفصلا ةينوتركللإا ىوكشلا ةمدخ ةيسيئرلا ةحفصلا ó°</w:t>
+        <w:t>[المُرسَل إليه / المخاطَب والتحية] ===</w:t>
+        <w:br/>
+        <w:t>°ó الصفحة الرئيسية خدمة الشكوى اإللكرتونية الصفحة الرئيسية</w:t>
       </w:r>
     </w:p>
     <w:p>
       <w:pPr>
+        <w:pStyle w:val="Heading2"/>
         <w:jc w:val="right"/>
         <w:bidi/>
       </w:pPr>
       <w:r>
-        <w:rPr>
-          <w:b w:val="0"/>
-          <w:i w:val="0"/>
-        </w:rPr>
+        <w:t>[المتن الفعلي: الوقائع / الأسباب / المنطوق] ===</w:t>
+        <w:br/>
         <w:t>ó°</w:t>
       </w:r>
     </w:p>
@@ -174,27 +171,25 @@
     </w:p>
     <w:p>
       <w:pPr>
+        <w:pStyle w:val="Heading2"/>
         <w:jc w:val="right"/>
         <w:bidi/>
       </w:pPr>
       <w:r>
-        <w:rPr>
-          <w:b w:val="0"/>
-          <w:i w:val="0"/>
-        </w:rPr>
+        <w:t>[بيانات الأطراف: المدعي / المدعى عليه / الحاضرون] ===</w:t>
+        <w:br/>
         <w:t>ىوكشلا ةدعاسملا ó°¡3⁄4 تيانايب ó°­μ ةيسيئرلا ó° خي راتلا</w:t>
       </w:r>
     </w:p>
     <w:p>
       <w:pPr>
+        <w:pStyle w:val="Heading2"/>
         <w:jc w:val="right"/>
         <w:bidi/>
       </w:pPr>
       <w:r>
-        <w:rPr>
-          <w:b w:val="0"/>
-          <w:i w:val="0"/>
-        </w:rPr>
+        <w:t>[المتن الفعلي: الوقائع / الأسباب / المنطوق] ===</w:t>
+        <w:br/>
         <w:t>ةفصلا</w:t>
       </w:r>
     </w:p>
@@ -239,27 +234,25 @@
     </w:p>
     <w:p>
       <w:pPr>
+        <w:pStyle w:val="Heading2"/>
         <w:jc w:val="right"/>
         <w:bidi/>
       </w:pPr>
       <w:r>
-        <w:rPr>
-          <w:b w:val="0"/>
-          <w:i w:val="0"/>
-        </w:rPr>
+        <w:t>[بيانات الأطراف: المدعي / المدعى عليه / الحاضرون] ===</w:t>
+        <w:br/>
         <w:t>أصالة عن نفسه</w:t>
       </w:r>
     </w:p>
     <w:p>
       <w:pPr>
+        <w:pStyle w:val="Heading2"/>
         <w:jc w:val="right"/>
         <w:bidi/>
       </w:pPr>
       <w:r>
-        <w:rPr>
-          <w:b w:val="0"/>
-          <w:i w:val="0"/>
-        </w:rPr>
+        <w:t>[المتن الفعلي: الوقائع / الأسباب / المنطوق] ===</w:t>
+        <w:br/>
         <w:t>42824717</w:t>
       </w:r>
     </w:p>
@@ -343,27 +336,25 @@
     </w:p>
     <w:p>
       <w:pPr>
+        <w:pStyle w:val="Heading2"/>
         <w:jc w:val="right"/>
         <w:bidi/>
       </w:pPr>
       <w:r>
-        <w:rPr>
-          <w:b w:val="0"/>
-          <w:i w:val="0"/>
-        </w:rPr>
+        <w:t>[بيانات الأطراف: المدعي / المدعى عليه / الحاضرون] ===</w:t>
+        <w:br/>
         <w:t>أصالة عن نفسه</w:t>
       </w:r>
     </w:p>
     <w:p>
       <w:pPr>
+        <w:pStyle w:val="Heading2"/>
         <w:jc w:val="right"/>
         <w:bidi/>
       </w:pPr>
       <w:r>
-        <w:rPr>
-          <w:b w:val="0"/>
-          <w:i w:val="0"/>
-        </w:rPr>
+        <w:t>[المتن الفعلي: الوقائع / الأسباب / المنطوق] ===</w:t>
+        <w:br/>
         <w:t>401024200266155</w:t>
       </w:r>
     </w:p>
@@ -447,27 +438,25 @@
     </w:p>
     <w:p>
       <w:pPr>
+        <w:pStyle w:val="Heading2"/>
         <w:jc w:val="right"/>
         <w:bidi/>
       </w:pPr>
       <w:r>
-        <w:rPr>
-          <w:b w:val="0"/>
-          <w:i w:val="0"/>
-        </w:rPr>
+        <w:t>[بيانات الأطراف: المدعي / المدعى عليه / الحاضرون] ===</w:t>
+        <w:br/>
         <w:t>أصالة عن نفسه</w:t>
       </w:r>
     </w:p>
     <w:p>
       <w:pPr>
+        <w:pStyle w:val="Heading2"/>
         <w:jc w:val="right"/>
         <w:bidi/>
       </w:pPr>
       <w:r>
-        <w:rPr>
-          <w:b w:val="0"/>
-          <w:i w:val="0"/>
-        </w:rPr>
+        <w:t>[المتن الفعلي: الوقائع / الأسباب / المنطوق] ===</w:t>
+        <w:br/>
         <w:t>42824717</w:t>
       </w:r>
     </w:p>
@@ -650,71 +639,66 @@
           <w:b w:val="0"/>
           <w:i w:val="0"/>
         </w:rPr>
-        <w:t>0ىوكشلا ليصافت ó°·</w:t>
+        <w:t>·°ó تفاصيل الشكوى0</w:t>
       </w:r>
     </w:p>
     <w:p>
       <w:pPr>
+        <w:pStyle w:val="Heading2"/>
         <w:jc w:val="right"/>
         <w:bidi/>
       </w:pPr>
       <w:r>
-        <w:rPr>
-          <w:b w:val="0"/>
-          <w:i w:val="0"/>
-        </w:rPr>
-        <w:t>ىوكشلا دمحا نب ةدعاسملا ó°¡3⁄4 تيانايب ó°­μ ةيسيئرلا ó° ةيسنجلا</w:t>
+        <w:t>[المُرسَل إليه / المخاطَب والتحية] ===</w:t>
+        <w:br/>
+        <w:t>الجنسية °ó الرئيسية μ­°ó بيانايت 4⁄3¡°ó المساعدة بن احمد الشكوى</w:t>
       </w:r>
     </w:p>
     <w:p>
       <w:pPr>
+        <w:pStyle w:val="Heading2"/>
         <w:jc w:val="right"/>
         <w:bidi/>
       </w:pPr>
       <w:r>
-        <w:rPr>
-          <w:b w:val="0"/>
-          <w:i w:val="0"/>
-        </w:rPr>
+        <w:t>[بيانات الأطراف: المدعي / المدعى عليه / الحاضرون] ===</w:t>
+        <w:br/>
         <w:t>العربية السعودية</w:t>
       </w:r>
     </w:p>
     <w:p>
       <w:pPr>
+        <w:pStyle w:val="Heading2"/>
         <w:jc w:val="right"/>
         <w:bidi/>
       </w:pPr>
       <w:r>
-        <w:rPr>
-          <w:b w:val="0"/>
-          <w:i w:val="0"/>
-        </w:rPr>
+        <w:t>[المتن الفعلي: الوقائع / الأسباب / المنطوق] ===</w:t>
+        <w:br/>
         <w:t>ةفصلا</w:t>
       </w:r>
     </w:p>
     <w:p>
       <w:pPr>
+        <w:pStyle w:val="Heading2"/>
         <w:jc w:val="right"/>
         <w:bidi/>
       </w:pPr>
       <w:r>
-        <w:rPr>
-          <w:b w:val="0"/>
-          <w:i w:val="0"/>
-        </w:rPr>
+        <w:t>[بيانات الأطراف: المدعي / المدعى عليه / الحاضرون] ===</w:t>
+        <w:br/>
         <w:t>أصالة عن نفسه</w:t>
       </w:r>
     </w:p>
     <w:p>
       <w:pPr>
+        <w:pStyle w:val="Heading2"/>
         <w:jc w:val="right"/>
         <w:bidi/>
       </w:pPr>
       <w:r>
-        <w:rPr>
-          <w:b w:val="0"/>
-          <w:i w:val="0"/>
-        </w:rPr>
+        <w:t>[المتن الفعلي: الوقائع / الأسباب / المنطوق] ===</w:t>
+        <w:br/>
         <w:t>ليصافت</w:t>
       </w:r>
     </w:p>
@@ -733,27 +717,25 @@
     </w:p>
     <w:p>
       <w:pPr>
+        <w:pStyle w:val="Heading2"/>
         <w:jc w:val="right"/>
         <w:bidi/>
       </w:pPr>
       <w:r>
-        <w:rPr>
-          <w:b w:val="0"/>
-          <w:i w:val="0"/>
-        </w:rPr>
+        <w:t>[بيانات الأطراف: المدعي / المدعى عليه / الحاضرون] ===</w:t>
+        <w:br/>
         <w:t>رقم الهوية</w:t>
       </w:r>
     </w:p>
     <w:p>
       <w:pPr>
+        <w:pStyle w:val="Heading2"/>
         <w:jc w:val="right"/>
         <w:bidi/>
       </w:pPr>
       <w:r>
-        <w:rPr>
-          <w:b w:val="0"/>
-          <w:i w:val="0"/>
-        </w:rPr>
+        <w:t>[المتن الفعلي: الوقائع / الأسباب / المنطوق] ===</w:t>
+        <w:br/>
         <w:t>1008017301</w:t>
       </w:r>
     </w:p>
@@ -928,27 +910,25 @@
     </w:p>
     <w:p>
       <w:pPr>
+        <w:pStyle w:val="Heading2"/>
         <w:jc w:val="right"/>
         <w:bidi/>
       </w:pPr>
       <w:r>
-        <w:rPr>
-          <w:b w:val="0"/>
-          <w:i w:val="0"/>
-        </w:rPr>
-        <w:t>الله هملس ءاضقلل ىلعلأا سلجملا سيئرو لدعلا ري زو نياعمصلا دمحم نب ديلو /روتكدلا لياعم</w:t>
+        <w:t>[المُرسَل إليه / المخاطَب والتحية] ===</w:t>
+        <w:br/>
+        <w:t>معايل الدكتور/ وليد بن محمد الصمعاين وز ير العدل ورئيس المجلس األعلى للقضاء سلمه هللا</w:t>
       </w:r>
     </w:p>
     <w:p>
       <w:pPr>
+        <w:pStyle w:val="Heading2"/>
         <w:jc w:val="right"/>
         <w:bidi/>
       </w:pPr>
       <w:r>
-        <w:rPr>
-          <w:b w:val="0"/>
-          <w:i w:val="0"/>
-        </w:rPr>
+        <w:t>[المتن الفعلي: الوقائع / الأسباب / المنطوق] ===</w:t>
+        <w:br/>
         <w:t>الســـالم عليكم ورحمة هللا وبركاتــــه .. وبعد:</w:t>
       </w:r>
     </w:p>
@@ -1058,53 +1038,49 @@
     </w:p>
     <w:p>
       <w:pPr>
+        <w:pStyle w:val="Heading2"/>
         <w:jc w:val="right"/>
         <w:bidi/>
       </w:pPr>
       <w:r>
-        <w:rPr>
-          <w:b w:val="0"/>
-          <w:i w:val="0"/>
-        </w:rPr>
+        <w:t>[الطلبات / المرفقات] ===</w:t>
+        <w:br/>
         <w:t>بناء على ما سبق أعاله ألتمس من معاليكم التوجيه بإحالة خطايب هذا للمحكمة العليا لدراسته وتحويل ملف القضية كامال لدائرة استئناف</w:t>
       </w:r>
     </w:p>
     <w:p>
       <w:pPr>
+        <w:pStyle w:val="Heading2"/>
         <w:jc w:val="right"/>
         <w:bidi/>
       </w:pPr>
       <w:r>
-        <w:rPr>
-          <w:b w:val="0"/>
-          <w:i w:val="0"/>
-        </w:rPr>
+        <w:t>[المتن الفعلي: الوقائع / الأسباب / المنطوق] ===</w:t>
+        <w:br/>
         <w:t>ó°</w:t>
       </w:r>
     </w:p>
     <w:p>
       <w:pPr>
+        <w:pStyle w:val="Heading2"/>
         <w:jc w:val="right"/>
         <w:bidi/>
       </w:pPr>
       <w:r>
-        <w:rPr>
-          <w:b w:val="0"/>
-          <w:i w:val="0"/>
-        </w:rPr>
+        <w:t>[بيانات الأطراف: المدعي / المدعى عليه / الحاضرون] ===</w:t>
+        <w:br/>
         <w:t>ةيسيئرلا ó° تيانايب ó°­μ ةدعاسملا ó°¡3⁄4</w:t>
       </w:r>
     </w:p>
     <w:p>
       <w:pPr>
+        <w:pStyle w:val="Heading2"/>
         <w:jc w:val="right"/>
         <w:bidi/>
       </w:pPr>
       <w:r>
-        <w:rPr>
-          <w:b w:val="0"/>
-          <w:i w:val="0"/>
-        </w:rPr>
+        <w:t>[المتن الفعلي: الوقائع / الأسباب / المنطوق] ===</w:t>
+        <w:br/>
         <w:t>تواصل معنا المساعدة عن المجلس األعلى للقضاء ©</w:t>
       </w:r>
     </w:p>
@@ -1118,33 +1094,113 @@
           <w:b w:val="0"/>
           <w:i w:val="0"/>
         </w:rPr>
-        <w:t xml:space="preserve">&lt;https://complaints.scj.gov.sa/&gt;   </w:t>
+        <w:t>&lt;https://complaints.scj.gov.sa/&gt;</w:t>
         <w:br/>
-        <w:t xml:space="preserve">&lt;https://complaints.scj.gov.sa/&gt;   </w:t>
+        <w:t>&lt;https://complaints.scj.gov.sa/&gt;</w:t>
         <w:br/>
-        <w:t xml:space="preserve">&lt;https://complaints.scj.gov.sa/&gt;   </w:t>
+        <w:t>&lt;https://complaints.scj.gov.sa/&gt;</w:t>
         <w:br/>
-        <w:t xml:space="preserve">&lt;https://complaints.scj.gov.sa/profile&gt;   </w:t>
+        <w:t>&lt;https://complaints.scj.gov.sa/profile&gt;</w:t>
+      </w:r>
+    </w:p>
+    <w:p>
+      <w:pPr>
+        <w:pStyle w:val="Heading2"/>
+        <w:jc w:val="right"/>
+        <w:bidi/>
+      </w:pPr>
+      <w:r>
+        <w:t>[ترويسة / كليشة رسمية — معلومات متكررة] ===</w:t>
         <w:br/>
-        <w:t xml:space="preserve">&lt;https://www.scj.gov.sa/#contact&gt;   </w:t>
+        <w:t>&lt;https://www.scj.gov.sa/#contact&gt;</w:t>
+      </w:r>
+    </w:p>
+    <w:p>
+      <w:pPr>
+        <w:pStyle w:val="Heading2"/>
+        <w:jc w:val="right"/>
+        <w:bidi/>
+      </w:pPr>
+      <w:r>
+        <w:t>[المتن الفعلي: الوقائع / الأسباب / المنطوق] ===</w:t>
         <w:br/>
-        <w:t xml:space="preserve">&lt;https://complaints.scj.gov.sa/&gt;   </w:t>
+        <w:t>&lt;https://complaints.scj.gov.sa/&gt;</w:t>
         <w:br/>
-        <w:t xml:space="preserve">&lt;https://complaints.scj.gov.sa/profile&gt;   </w:t>
+        <w:t>&lt;https://complaints.scj.gov.sa/profile&gt;</w:t>
+      </w:r>
+    </w:p>
+    <w:p>
+      <w:pPr>
+        <w:pStyle w:val="Heading2"/>
+        <w:jc w:val="right"/>
+        <w:bidi/>
+      </w:pPr>
+      <w:r>
+        <w:t>[ترويسة / كليشة رسمية — معلومات متكررة] ===</w:t>
         <w:br/>
-        <w:t xml:space="preserve">&lt;https://www.scj.gov.sa/#contact&gt;   </w:t>
+        <w:t>&lt;https://www.scj.gov.sa/#contact&gt;</w:t>
+      </w:r>
+    </w:p>
+    <w:p>
+      <w:pPr>
+        <w:pStyle w:val="Heading2"/>
+        <w:jc w:val="right"/>
+        <w:bidi/>
+      </w:pPr>
+      <w:r>
+        <w:t>[المتن الفعلي: الوقائع / الأسباب / المنطوق] ===</w:t>
         <w:br/>
-        <w:t xml:space="preserve">&lt;https://complaints.scj.gov.sa/&gt;   </w:t>
+        <w:t>&lt;https://complaints.scj.gov.sa/&gt;</w:t>
         <w:br/>
-        <w:t xml:space="preserve">&lt;https://complaints.scj.gov.sa/profile&gt;   </w:t>
+        <w:t>&lt;https://complaints.scj.gov.sa/profile&gt;</w:t>
+      </w:r>
+    </w:p>
+    <w:p>
+      <w:pPr>
+        <w:pStyle w:val="Heading2"/>
+        <w:jc w:val="right"/>
+        <w:bidi/>
+      </w:pPr>
+      <w:r>
+        <w:t>[ترويسة / كليشة رسمية — معلومات متكررة] ===</w:t>
         <w:br/>
-        <w:t xml:space="preserve">&lt;https://www.scj.gov.sa/#contact&gt;   </w:t>
+        <w:t>&lt;https://www.scj.gov.sa/#contact&gt;</w:t>
+      </w:r>
+    </w:p>
+    <w:p>
+      <w:pPr>
+        <w:pStyle w:val="Heading2"/>
+        <w:jc w:val="right"/>
+        <w:bidi/>
+      </w:pPr>
+      <w:r>
+        <w:t>[المتن الفعلي: الوقائع / الأسباب / المنطوق] ===</w:t>
         <w:br/>
-        <w:t xml:space="preserve">&lt;https://complaints.scj.gov.sa/'/'&gt;   </w:t>
+        <w:t>&lt;https://complaints.scj.gov.sa/'/'&gt;</w:t>
+      </w:r>
+    </w:p>
+    <w:p>
+      <w:pPr>
+        <w:pStyle w:val="Heading2"/>
+        <w:jc w:val="right"/>
+        <w:bidi/>
+      </w:pPr>
+      <w:r>
+        <w:t>[ترويسة / كليشة رسمية — معلومات متكررة] ===</w:t>
         <w:br/>
-        <w:t xml:space="preserve">&lt;https://www.scj.gov.sa/#contact&gt;   </w:t>
+        <w:t>&lt;https://www.scj.gov.sa/#contact&gt;</w:t>
+      </w:r>
+    </w:p>
+    <w:p>
+      <w:pPr>
+        <w:pStyle w:val="Heading2"/>
+        <w:jc w:val="right"/>
+        <w:bidi/>
+      </w:pPr>
+      <w:r>
+        <w:t>[المتن الفعلي: الوقائع / الأسباب / المنطوق] ===</w:t>
         <w:br/>
-        <w:t xml:space="preserve">&lt;https://complaints.scj.gov.sa/'/'&gt;   </w:t>
+        <w:t>&lt;https://complaints.scj.gov.sa/'/'&gt;</w:t>
         <w:br/>
         <w:t>&lt;https://complaints.sc</w:t>
       </w:r>

--- a/zaini_case_audit_output/outputs/word/documents/144_موجز عن شكوى الشيخ اسامة زيني رقم 230747621 في 30-04-1445هـ الى المجلس الأعلى لل.docx
+++ b/zaini_case_audit_output/outputs/word/documents/144_موجز عن شكوى الشيخ اسامة زيني رقم 230747621 في 30-04-1445هـ الى المجلس الأعلى لل.docx
@@ -75,20 +75,21 @@
         <w:bidi/>
       </w:pPr>
       <w:r>
-        <w:t>[المتن الفعلي: الوقائع / الأسباب / المنطوق] ===</w:t>
+        <w:t>[المُرسَل إليه / المخاطَب والتحية] ===</w:t>
         <w:br/>
-        <w:t xml:space="preserve"> ءاضقلل ىلعألا سلجملا | ةينورتكلإلا يوكشلا ةمدخ</w:t>
+        <w:t>خدمة الشكوي الإلكترونية | المجلس الأعلى للقضاء</w:t>
       </w:r>
     </w:p>
     <w:p>
       <w:pPr>
-        <w:pStyle w:val="Heading2"/>
         <w:jc w:val="right"/>
         <w:bidi/>
       </w:pPr>
       <w:r>
-        <w:t>[المُرسَل إليه / المخاطَب والتحية] ===</w:t>
-        <w:br/>
+        <w:rPr>
+          <w:b w:val="0"/>
+          <w:i w:val="0"/>
+        </w:rPr>
         <w:t>°ó الصفحة الرئيسية خدمة الشكوى اإللكرتونية الصفحة الرئيسية</w:t>
       </w:r>
     </w:p>
@@ -176,9 +177,21 @@
         <w:bidi/>
       </w:pPr>
       <w:r>
+        <w:t>[المُرسَل إليه / المخاطَب والتحية] ===</w:t>
+        <w:br/>
+        <w:t>التار يخ °ó الرئيسية μ­°ó بيانايت 4⁄3¡°ó المساعدة الشكوى</w:t>
+      </w:r>
+    </w:p>
+    <w:p>
+      <w:pPr>
+        <w:pStyle w:val="Heading2"/>
+        <w:jc w:val="right"/>
+        <w:bidi/>
+      </w:pPr>
+      <w:r>
         <w:t>[بيانات الأطراف: المدعي / المدعى عليه / الحاضرون] ===</w:t>
         <w:br/>
-        <w:t>ىوكشلا ةدعاسملا ó°¡3⁄4 تيانايب ó°­μ ةيسيئرلا ó° خي راتلا</w:t>
+        <w:t>الصفة</w:t>
       </w:r>
     </w:p>
     <w:p>
@@ -190,19 +203,6 @@
       <w:r>
         <w:t>[المتن الفعلي: الوقائع / الأسباب / المنطوق] ===</w:t>
         <w:br/>
-        <w:t>ةفصلا</w:t>
-      </w:r>
-    </w:p>
-    <w:p>
-      <w:pPr>
-        <w:jc w:val="right"/>
-        <w:bidi/>
-      </w:pPr>
-      <w:r>
-        <w:rPr>
-          <w:b w:val="0"/>
-          <w:i w:val="0"/>
-        </w:rPr>
         <w:t>رقم القضية</w:t>
       </w:r>
     </w:p>
@@ -284,27 +284,25 @@
     </w:p>
     <w:p>
       <w:pPr>
+        <w:pStyle w:val="Heading2"/>
         <w:jc w:val="right"/>
         <w:bidi/>
       </w:pPr>
       <w:r>
-        <w:rPr>
-          <w:b w:val="0"/>
-          <w:i w:val="0"/>
-        </w:rPr>
-        <w:t>ةفصلا</w:t>
+        <w:t>[بيانات الأطراف: المدعي / المدعى عليه / الحاضرون] ===</w:t>
+        <w:br/>
+        <w:t>الصفة</w:t>
       </w:r>
     </w:p>
     <w:p>
       <w:pPr>
+        <w:pStyle w:val="Heading2"/>
         <w:jc w:val="right"/>
         <w:bidi/>
       </w:pPr>
       <w:r>
-        <w:rPr>
-          <w:b w:val="0"/>
-          <w:i w:val="0"/>
-        </w:rPr>
+        <w:t>[المتن الفعلي: الوقائع / الأسباب / المنطوق] ===</w:t>
+        <w:br/>
         <w:t>رقم طلب التنفيذ</w:t>
       </w:r>
     </w:p>
@@ -386,27 +384,25 @@
     </w:p>
     <w:p>
       <w:pPr>
+        <w:pStyle w:val="Heading2"/>
         <w:jc w:val="right"/>
         <w:bidi/>
       </w:pPr>
       <w:r>
-        <w:rPr>
-          <w:b w:val="0"/>
-          <w:i w:val="0"/>
-        </w:rPr>
-        <w:t>ةفصلا</w:t>
+        <w:t>[بيانات الأطراف: المدعي / المدعى عليه / الحاضرون] ===</w:t>
+        <w:br/>
+        <w:t>الصفة</w:t>
       </w:r>
     </w:p>
     <w:p>
       <w:pPr>
+        <w:pStyle w:val="Heading2"/>
         <w:jc w:val="right"/>
         <w:bidi/>
       </w:pPr>
       <w:r>
-        <w:rPr>
-          <w:b w:val="0"/>
-          <w:i w:val="0"/>
-        </w:rPr>
+        <w:t>[المتن الفعلي: الوقائع / الأسباب / المنطوق] ===</w:t>
+        <w:br/>
         <w:t>رقم القضية</w:t>
       </w:r>
     </w:p>
@@ -579,27 +575,25 @@
     </w:p>
     <w:p>
       <w:pPr>
+        <w:pStyle w:val="Heading2"/>
         <w:jc w:val="right"/>
         <w:bidi/>
       </w:pPr>
       <w:r>
-        <w:rPr>
-          <w:b w:val="0"/>
-          <w:i w:val="0"/>
-        </w:rPr>
-        <w:t>لاوجلا مقر</w:t>
+        <w:t>[بيانات الأطراف: المدعي / المدعى عليه / الحاضرون] ===</w:t>
+        <w:br/>
+        <w:t>رقم الجوال</w:t>
       </w:r>
     </w:p>
     <w:p>
       <w:pPr>
+        <w:pStyle w:val="Heading2"/>
         <w:jc w:val="right"/>
         <w:bidi/>
       </w:pPr>
       <w:r>
-        <w:rPr>
-          <w:b w:val="0"/>
-          <w:i w:val="0"/>
-        </w:rPr>
+        <w:t>[المتن الفعلي: الوقائع / الأسباب / المنطوق] ===</w:t>
+        <w:br/>
         <w:t>0556355663</w:t>
       </w:r>
     </w:p>
@@ -613,7 +607,7 @@
           <w:b w:val="0"/>
           <w:i w:val="0"/>
         </w:rPr>
-        <w:t>ةيضقلا تانايب ó°·</w:t>
+        <w:t>·°ó بيانات القضية</w:t>
       </w:r>
     </w:p>
     <w:p>
@@ -668,25 +662,27 @@
     </w:p>
     <w:p>
       <w:pPr>
-        <w:pStyle w:val="Heading2"/>
         <w:jc w:val="right"/>
         <w:bidi/>
       </w:pPr>
       <w:r>
-        <w:t>[المتن الفعلي: الوقائع / الأسباب / المنطوق] ===</w:t>
-        <w:br/>
-        <w:t>ةفصلا</w:t>
+        <w:rPr>
+          <w:b w:val="0"/>
+          <w:i w:val="0"/>
+        </w:rPr>
+        <w:t>الصفة</w:t>
       </w:r>
     </w:p>
     <w:p>
       <w:pPr>
-        <w:pStyle w:val="Heading2"/>
         <w:jc w:val="right"/>
         <w:bidi/>
       </w:pPr>
       <w:r>
-        <w:t>[بيانات الأطراف: المدعي / المدعى عليه / الحاضرون] ===</w:t>
-        <w:br/>
+        <w:rPr>
+          <w:b w:val="0"/>
+          <w:i w:val="0"/>
+        </w:rPr>
         <w:t>أصالة عن نفسه</w:t>
       </w:r>
     </w:p>
@@ -819,27 +815,25 @@
     </w:p>
     <w:p>
       <w:pPr>
+        <w:pStyle w:val="Heading2"/>
         <w:jc w:val="right"/>
         <w:bidi/>
       </w:pPr>
       <w:r>
-        <w:rPr>
-          <w:b w:val="0"/>
-          <w:i w:val="0"/>
-        </w:rPr>
-        <w:t>تاقفرملا</w:t>
+        <w:t>[الطلبات / المرفقات] ===</w:t>
+        <w:br/>
+        <w:t>المرفقات</w:t>
       </w:r>
     </w:p>
     <w:p>
       <w:pPr>
+        <w:pStyle w:val="Heading2"/>
         <w:jc w:val="right"/>
         <w:bidi/>
       </w:pPr>
       <w:r>
-        <w:rPr>
-          <w:b w:val="0"/>
-          <w:i w:val="0"/>
-        </w:rPr>
+        <w:t>[المتن الفعلي: الوقائع / الأسباب / المنطوق] ===</w:t>
+        <w:br/>
         <w:t>¢°ó شكوى أسامة أحمد زيين ـ دعوى رقم ـ حجم اقلPDF.</w:t>
       </w:r>
     </w:p>
@@ -879,7 +873,7 @@
           <w:b w:val="0"/>
           <w:i w:val="0"/>
         </w:rPr>
-        <w:t>PDF.ـه - - في ـ في ـ هدلاواو نييز دمحا ةكشر في هتصح نع نييز ناندع لزانت قحلم ó°¢</w:t>
+        <w:t>¢°ó ملحق تنازل عدنان زيين عن حصته يف رشكة احمد زيين واوالده ـ يف ـ يف - - هـPDF.</w:t>
       </w:r>
     </w:p>
     <w:p>
@@ -905,7 +899,7 @@
           <w:b w:val="0"/>
           <w:i w:val="0"/>
         </w:rPr>
-        <w:t>°ó إنشاء طلب</w:t>
+        <w:t>بلط ءاشنإ ó°</w:t>
       </w:r>
     </w:p>
     <w:p>
@@ -955,7 +949,7 @@
           <w:b w:val="0"/>
           <w:i w:val="0"/>
         </w:rPr>
-        <w:t>( ) مقر ةيضقلا في ـه / / خي راتو</w:t>
+        <w:t>وتار يخ / / هـ يف القضية رقم ( )</w:t>
       </w:r>
     </w:p>
     <w:p>
@@ -968,7 +962,7 @@
           <w:b w:val="0"/>
           <w:i w:val="0"/>
         </w:rPr>
-        <w:t>اهرودب ةدجب ةي راجتلا ةمكحملاب ةيناثلا فانئتسلاا ةرئاد مايق مدع ببسب يربك ملظل تضرعت ثيح، ميركلا مكيلاعمل هذه ياوكشب مدقتأ</w:t>
+        <w:t>أتقدم بشكواي هذه لمعاليكم الكريم ،حيث تعرضت لظلم كبري بسبب عدم قيام دائرة االستئناف الثانية بالمحكمة التجار ية بجدة بدورها</w:t>
       </w:r>
     </w:p>
     <w:p>
@@ -981,7 +975,7 @@
           <w:b w:val="0"/>
           <w:i w:val="0"/>
         </w:rPr>
-        <w:t>هجولأ ةباجتسلاا مدعو عافدلا في يقح رادهإ هيف رهاظلاو اهمكح ىلع رثأ امم ،هتاقيفلتو يمصخ معازمب ترثأتو ،يعشرلاو يماظنلا</w:t>
+        <w:t>النظامي والرشعي، وتأثرت بمزاعم خصمي وتلفيقاته، مما أثر على حكمها والظاهر فيه إهدار حقي يف الدفاع وعدم االستجابة ألوجه</w:t>
       </w:r>
     </w:p>
     <w:p>
@@ -994,7 +988,7 @@
           <w:b w:val="0"/>
           <w:i w:val="0"/>
         </w:rPr>
-        <w:t>مكاحملا ماظنو تابثلإا ماظن لامعلإ حضاو بايغ في ،صيخشلا ملعلاب ءاضقلاب هبشأ اهمكح ءاجو ،ةجرد لوأ مكح ىلع ضياترعا</w:t>
+        <w:t>اعرتايض على حكم أول درجة، وجاء حكمها أشبه بالقضاء بالعلم الشخيص، يف غياب واضح إلعمال نظام اإلثبات ونظام المحاكم</w:t>
       </w:r>
     </w:p>
     <w:p>
@@ -1012,28 +1006,26 @@
     </w:p>
     <w:p>
       <w:pPr>
+        <w:pStyle w:val="Heading2"/>
         <w:jc w:val="right"/>
         <w:bidi/>
       </w:pPr>
       <w:r>
-        <w:rPr>
-          <w:b w:val="0"/>
-          <w:i w:val="0"/>
-        </w:rPr>
-        <w:t>ئدابم نم هيلع رقتسملل و ةيملاسلإا ةعيشرلا و ماظنلا ماكحلأ فلاخم مكح نم دافتسا نأ دعب ،يدض ذيفنتلا تاءارجإ ذاختاو ، قح تابلطلاةدعاسملا ó°¡3⁄4</w:t>
+        <w:t>[الطلبات / المرفقات] ===</w:t>
+        <w:br/>
+        <w:t>4⁄3¡°ó المساعدةالطلبات حق ، واتخاذ إجراءات التنفيذ ضدي، بعد أن استفاد من حكم مخالف ألحكام النظام و الرشيعة اإلسالمية و للمستقر عليه من مبادئ</w:t>
       </w:r>
     </w:p>
     <w:p>
       <w:pPr>
+        <w:pStyle w:val="Heading2"/>
         <w:jc w:val="right"/>
         <w:bidi/>
       </w:pPr>
       <w:r>
-        <w:rPr>
-          <w:b w:val="0"/>
-          <w:i w:val="0"/>
-        </w:rPr>
-        <w:t>تيانايب ó°­μ ةيسيئرلا ó°</w:t>
+        <w:t>[المُرسَل إليه / المخاطَب والتحية] ===</w:t>
+        <w:br/>
+        <w:t>°ó الرئيسية μ­°ó بيانايت</w:t>
       </w:r>
     </w:p>
     <w:p>
@@ -1067,9 +1059,9 @@
         <w:bidi/>
       </w:pPr>
       <w:r>
-        <w:t>[بيانات الأطراف: المدعي / المدعى عليه / الحاضرون] ===</w:t>
+        <w:t>[المُرسَل إليه / المخاطَب والتحية] ===</w:t>
         <w:br/>
-        <w:t>ةيسيئرلا ó° تيانايب ó°­μ ةدعاسملا ó°¡3⁄4</w:t>
+        <w:t>4⁄3¡°ó المساعدة μ­°ó بيانايت °ó الرئيسية</w:t>
       </w:r>
     </w:p>
     <w:p>

--- a/zaini_case_audit_output/outputs/word/documents/144_موجز عن شكوى الشيخ اسامة زيني رقم 230747621 في 30-04-1445هـ الى المجلس الأعلى لل.docx
+++ b/zaini_case_audit_output/outputs/word/documents/144_موجز عن شكوى الشيخ اسامة زيني رقم 230747621 في 30-04-1445هـ الى المجلس الأعلى لل.docx
@@ -570,7 +570,7 @@
           <w:b w:val="0"/>
           <w:i w:val="0"/>
         </w:rPr>
-        <w:t>سابع نب</w:t>
+        <w:t>بن عباس</w:t>
       </w:r>
     </w:p>
     <w:p>
@@ -784,7 +784,7 @@
           <w:b w:val="0"/>
           <w:i w:val="0"/>
         </w:rPr>
-        <w:t>هماسأ</w:t>
+        <w:t>أسامه</w:t>
       </w:r>
     </w:p>
     <w:p>
